--- a/klagomål/A 40137-2025 FSC-klagomål.docx
+++ b/klagomål/A 40137-2025 FSC-klagomål.docx
@@ -843,7 +843,7 @@
     <w:r>
       <w:tab/>
       <w:tab/>
-      <w:t>2025-09-10</w:t>
+      <w:t>2025-09-11</w:t>
       <w:br/>
       <w:br/>
     </w:r>

--- a/klagomål/A 40137-2025 FSC-klagomål.docx
+++ b/klagomål/A 40137-2025 FSC-klagomål.docx
@@ -843,7 +843,7 @@
     <w:r>
       <w:tab/>
       <w:tab/>
-      <w:t>2025-09-11</w:t>
+      <w:t>2025-09-12</w:t>
       <w:br/>
       <w:br/>
     </w:r>

--- a/klagomål/A 40137-2025 FSC-klagomål.docx
+++ b/klagomål/A 40137-2025 FSC-klagomål.docx
@@ -843,7 +843,7 @@
     <w:r>
       <w:tab/>
       <w:tab/>
-      <w:t>2025-09-12</w:t>
+      <w:t>2025-09-13</w:t>
       <w:br/>
       <w:br/>
     </w:r>

--- a/klagomål/A 40137-2025 FSC-klagomål.docx
+++ b/klagomål/A 40137-2025 FSC-klagomål.docx
@@ -843,7 +843,7 @@
     <w:r>
       <w:tab/>
       <w:tab/>
-      <w:t>2025-09-13</w:t>
+      <w:t>2025-09-14</w:t>
       <w:br/>
       <w:br/>
     </w:r>

--- a/klagomål/A 40137-2025 FSC-klagomål.docx
+++ b/klagomål/A 40137-2025 FSC-klagomål.docx
@@ -843,7 +843,7 @@
     <w:r>
       <w:tab/>
       <w:tab/>
-      <w:t>2025-09-14</w:t>
+      <w:t>2025-09-15</w:t>
       <w:br/>
       <w:br/>
     </w:r>

--- a/klagomål/A 40137-2025 FSC-klagomål.docx
+++ b/klagomål/A 40137-2025 FSC-klagomål.docx
@@ -191,7 +191,7 @@
     </w:p>
     <w:p>
       <w:r>
-        <w:t>I avverkningsanmälan har följande 1 naturvårdsarter hittats: talltita (NT, §4). Av dessa är 1 rödlistade. För rödlistade arter har rödlistekategorin angivits inom parentes. För fridlysta arter anges även paragrafen i Artskyddsförordningen som arten är fridlyst enligt.</w:t>
+        <w:t>I avverkningsanmälan har följande 2 naturvårdsarter hittats: talltita (NT, §4) och tjäder (§4). Av dessa är 1 rödlistade. För rödlistade arter har rödlistekategorin angivits inom parentes. För fridlysta arter anges även paragrafen i Artskyddsförordningen som arten är fridlyst enligt.</w:t>
       </w:r>
     </w:p>
     <w:p>
@@ -256,7 +256,7 @@
     </w:p>
     <w:p>
       <w:r>
-        <w:t>Följande fridlysta arter har sina livsmiljöer och växtplatser i den avverkningsanmälda skogen: talltita (NT, §4).</w:t>
+        <w:t>Följande fridlysta arter har sina livsmiljöer och växtplatser i den avverkningsanmälda skogen: talltita (NT, §4) och tjäder (§4).</w:t>
       </w:r>
     </w:p>
     <w:p>
@@ -395,7 +395,7 @@
         <w:rPr>
           <w:i/>
         </w:rPr>
-        <w:t>I det avverkningsanmälda skogsområdet har 1 naturvårdsarter varav 1 rödlistade arter sina livsmiljöer och växtplatser.</w:t>
+        <w:t>I det avverkningsanmälda skogsområdet har 2 naturvårdsarter varav 1 rödlistade arter sina livsmiljöer och växtplatser.</w:t>
       </w:r>
     </w:p>
     <w:p>
@@ -715,6 +715,46 @@
         <w:t>SLU Artdatabanken, Uppsala</w:t>
       </w:r>
     </w:p>
+    <w:p>
+      <w:pPr>
+        <w:pStyle w:val="Heading1"/>
+      </w:pPr>
+      <w:r>
+        <w:t>Tjäder – ekologi samt krav på livsmiljön</w:t>
+      </w:r>
+    </w:p>
+    <w:p>
+      <w:r>
+        <w:t>Tjäder (§4) är en utpräglad skogsfågel knuten till större sammanhängande barrskogsområden. Tupparna och hönorna utnyttjar till viss del olika miljöer, och habitatvalet varierar dessutom mellan olika delar av året. För att det ska finnas livskraftiga tjäderbestånd krävs funktionella skogslandskap med en blandning av uppvuxen, gles och luckig skog, täta sumpskogar, myrar och andra små våtmarker (Skogsstyrelsen, 2019).</w:t>
+      </w:r>
+    </w:p>
+    <w:p>
+      <w:r>
+        <w:t>Arten försvinner när skogen fragmenteras och den sammanlagda arealen hyggen och andra öppna områden blir för stor. Ett småskaligt och försiktigt virkesuttag genom hyggesfria metoder kan i vissa fall vara möjligt i området inom 200 m från lekcentrum. Längre ut från lekcentrum, inom 200–500 m bör den avverkade ytan inte överskrida 1 hektar för att undvika alltför stora och snabba förändringar (Skogsstyrelsen, 2019).</w:t>
+      </w:r>
+    </w:p>
+    <w:p>
+      <w:pPr>
+        <w:pStyle w:val="Heading2"/>
+      </w:pPr>
+      <w:r>
+        <w:t>Referenser – tjäder</w:t>
+      </w:r>
+    </w:p>
+    <w:p>
+      <w:r>
+        <w:t xml:space="preserve">Skogsstyrelsen, 2019. </w:t>
+      </w:r>
+      <w:r>
+        <w:rPr>
+          <w:i/>
+        </w:rPr>
+        <w:t xml:space="preserve">Vägledning för hänsyn till fåglar – tjäder. </w:t>
+      </w:r>
+      <w:r>
+        <w:t>https://www.skogsstyrelsen.se/globalassets/lag-och-tillsyn/artskydd/vagledningar-for-hansyn-till-faglar/tjader-vagledning-hansyn2.pdf</w:t>
+      </w:r>
+    </w:p>
     <w:sectPr>
       <w:headerReference w:type="even" r:id="rId8"/>
       <w:headerReference w:type="default" r:id="rId9"/>
@@ -843,7 +883,7 @@
     <w:r>
       <w:tab/>
       <w:tab/>
-      <w:t>2025-09-15</w:t>
+      <w:t>2025-09-16</w:t>
       <w:br/>
       <w:br/>
     </w:r>

--- a/klagomål/A 40137-2025 FSC-klagomål.docx
+++ b/klagomål/A 40137-2025 FSC-klagomål.docx
@@ -883,7 +883,7 @@
     <w:r>
       <w:tab/>
       <w:tab/>
-      <w:t>2025-09-16</w:t>
+      <w:t>2025-09-17</w:t>
       <w:br/>
       <w:br/>
     </w:r>

--- a/klagomål/A 40137-2025 FSC-klagomål.docx
+++ b/klagomål/A 40137-2025 FSC-klagomål.docx
@@ -883,7 +883,7 @@
     <w:r>
       <w:tab/>
       <w:tab/>
-      <w:t>2025-09-17</w:t>
+      <w:t>2025-09-18</w:t>
       <w:br/>
       <w:br/>
     </w:r>

--- a/klagomål/A 40137-2025 FSC-klagomål.docx
+++ b/klagomål/A 40137-2025 FSC-klagomål.docx
@@ -883,7 +883,7 @@
     <w:r>
       <w:tab/>
       <w:tab/>
-      <w:t>2025-09-18</w:t>
+      <w:t>2025-09-22</w:t>
       <w:br/>
       <w:br/>
     </w:r>

--- a/klagomål/A 40137-2025 FSC-klagomål.docx
+++ b/klagomål/A 40137-2025 FSC-klagomål.docx
@@ -883,7 +883,7 @@
     <w:r>
       <w:tab/>
       <w:tab/>
-      <w:t>2025-09-22</w:t>
+      <w:t>2025-09-23</w:t>
       <w:br/>
       <w:br/>
     </w:r>

--- a/klagomål/A 40137-2025 FSC-klagomål.docx
+++ b/klagomål/A 40137-2025 FSC-klagomål.docx
@@ -883,7 +883,7 @@
     <w:r>
       <w:tab/>
       <w:tab/>
-      <w:t>2025-09-23</w:t>
+      <w:t>2025-09-24</w:t>
       <w:br/>
       <w:br/>
     </w:r>

--- a/klagomål/A 40137-2025 FSC-klagomål.docx
+++ b/klagomål/A 40137-2025 FSC-klagomål.docx
@@ -883,7 +883,7 @@
     <w:r>
       <w:tab/>
       <w:tab/>
-      <w:t>2025-09-24</w:t>
+      <w:t>2025-09-25</w:t>
       <w:br/>
       <w:br/>
     </w:r>

--- a/klagomål/A 40137-2025 FSC-klagomål.docx
+++ b/klagomål/A 40137-2025 FSC-klagomål.docx
@@ -168,7 +168,7 @@
     </w:p>
     <w:p>
       <w:r>
-        <w:t>Detta dokument behandlar höga naturvärden i avverkningsanmälan A 40137-2025 i Nybro kommun. Denna avverkningsanmälan inkom 2025-08-25 13:24:58 och omfattar 2,8 ha.</w:t>
+        <w:t>Detta dokument behandlar höga naturvärden i avverkningsanmälan A 40137-2025 i Nybro kommun. Denna avverkningsanmälan inkom 2025-08-25 00:00:00 och omfattar 2,8 ha.</w:t>
       </w:r>
     </w:p>
     <w:p>
@@ -883,7 +883,7 @@
     <w:r>
       <w:tab/>
       <w:tab/>
-      <w:t>2025-09-25</w:t>
+      <w:t>2025-09-26</w:t>
       <w:br/>
       <w:br/>
     </w:r>

--- a/klagomål/A 40137-2025 FSC-klagomål.docx
+++ b/klagomål/A 40137-2025 FSC-klagomål.docx
@@ -883,7 +883,7 @@
     <w:r>
       <w:tab/>
       <w:tab/>
-      <w:t>2025-09-26</w:t>
+      <w:t>2025-09-27</w:t>
       <w:br/>
       <w:br/>
     </w:r>

--- a/klagomål/A 40137-2025 FSC-klagomål.docx
+++ b/klagomål/A 40137-2025 FSC-klagomål.docx
@@ -883,7 +883,7 @@
     <w:r>
       <w:tab/>
       <w:tab/>
-      <w:t>2025-09-27</w:t>
+      <w:t>2025-09-28</w:t>
       <w:br/>
       <w:br/>
     </w:r>

--- a/klagomål/A 40137-2025 FSC-klagomål.docx
+++ b/klagomål/A 40137-2025 FSC-klagomål.docx
@@ -883,7 +883,7 @@
     <w:r>
       <w:tab/>
       <w:tab/>
-      <w:t>2025-09-28</w:t>
+      <w:t>2025-09-29</w:t>
       <w:br/>
       <w:br/>
     </w:r>

--- a/klagomål/A 40137-2025 FSC-klagomål.docx
+++ b/klagomål/A 40137-2025 FSC-klagomål.docx
@@ -883,7 +883,7 @@
     <w:r>
       <w:tab/>
       <w:tab/>
-      <w:t>2025-09-29</w:t>
+      <w:t>2025-09-30</w:t>
       <w:br/>
       <w:br/>
     </w:r>

--- a/klagomål/A 40137-2025 FSC-klagomål.docx
+++ b/klagomål/A 40137-2025 FSC-klagomål.docx
@@ -883,7 +883,7 @@
     <w:r>
       <w:tab/>
       <w:tab/>
-      <w:t>2025-09-30</w:t>
+      <w:t>2025-10-01</w:t>
       <w:br/>
       <w:br/>
     </w:r>

--- a/klagomål/A 40137-2025 FSC-klagomål.docx
+++ b/klagomål/A 40137-2025 FSC-klagomål.docx
@@ -883,7 +883,7 @@
     <w:r>
       <w:tab/>
       <w:tab/>
-      <w:t>2025-10-01</w:t>
+      <w:t>2025-10-02</w:t>
       <w:br/>
       <w:br/>
     </w:r>

--- a/klagomål/A 40137-2025 FSC-klagomål.docx
+++ b/klagomål/A 40137-2025 FSC-klagomål.docx
@@ -883,7 +883,7 @@
     <w:r>
       <w:tab/>
       <w:tab/>
-      <w:t>2025-10-02</w:t>
+      <w:t>2025-10-03</w:t>
       <w:br/>
       <w:br/>
     </w:r>

--- a/klagomål/A 40137-2025 FSC-klagomål.docx
+++ b/klagomål/A 40137-2025 FSC-klagomål.docx
@@ -883,7 +883,7 @@
     <w:r>
       <w:tab/>
       <w:tab/>
-      <w:t>2025-10-03</w:t>
+      <w:t>2025-10-04</w:t>
       <w:br/>
       <w:br/>
     </w:r>

--- a/klagomål/A 40137-2025 FSC-klagomål.docx
+++ b/klagomål/A 40137-2025 FSC-klagomål.docx
@@ -883,7 +883,7 @@
     <w:r>
       <w:tab/>
       <w:tab/>
-      <w:t>2025-10-04</w:t>
+      <w:t>2025-10-05</w:t>
       <w:br/>
       <w:br/>
     </w:r>

--- a/klagomål/A 40137-2025 FSC-klagomål.docx
+++ b/klagomål/A 40137-2025 FSC-klagomål.docx
@@ -883,7 +883,7 @@
     <w:r>
       <w:tab/>
       <w:tab/>
-      <w:t>2025-10-05</w:t>
+      <w:t>2025-10-06</w:t>
       <w:br/>
       <w:br/>
     </w:r>

--- a/klagomål/A 40137-2025 FSC-klagomål.docx
+++ b/klagomål/A 40137-2025 FSC-klagomål.docx
@@ -883,7 +883,7 @@
     <w:r>
       <w:tab/>
       <w:tab/>
-      <w:t>2025-10-06</w:t>
+      <w:t>2025-10-07</w:t>
       <w:br/>
       <w:br/>
     </w:r>

--- a/klagomål/A 40137-2025 FSC-klagomål.docx
+++ b/klagomål/A 40137-2025 FSC-klagomål.docx
@@ -883,7 +883,7 @@
     <w:r>
       <w:tab/>
       <w:tab/>
-      <w:t>2025-10-07</w:t>
+      <w:t>2025-10-08</w:t>
       <w:br/>
       <w:br/>
     </w:r>

--- a/klagomål/A 40137-2025 FSC-klagomål.docx
+++ b/klagomål/A 40137-2025 FSC-klagomål.docx
@@ -883,7 +883,7 @@
     <w:r>
       <w:tab/>
       <w:tab/>
-      <w:t>2025-10-08</w:t>
+      <w:t>2025-10-09</w:t>
       <w:br/>
       <w:br/>
     </w:r>

--- a/klagomål/A 40137-2025 FSC-klagomål.docx
+++ b/klagomål/A 40137-2025 FSC-klagomål.docx
@@ -883,7 +883,7 @@
     <w:r>
       <w:tab/>
       <w:tab/>
-      <w:t>2025-10-09</w:t>
+      <w:t>2025-10-10</w:t>
       <w:br/>
       <w:br/>
     </w:r>

--- a/klagomål/A 40137-2025 FSC-klagomål.docx
+++ b/klagomål/A 40137-2025 FSC-klagomål.docx
@@ -883,7 +883,7 @@
     <w:r>
       <w:tab/>
       <w:tab/>
-      <w:t>2025-10-10</w:t>
+      <w:t>2025-10-11</w:t>
       <w:br/>
       <w:br/>
     </w:r>

--- a/klagomål/A 40137-2025 FSC-klagomål.docx
+++ b/klagomål/A 40137-2025 FSC-klagomål.docx
@@ -883,7 +883,7 @@
     <w:r>
       <w:tab/>
       <w:tab/>
-      <w:t>2025-10-16</w:t>
+      <w:t>2025-10-17</w:t>
       <w:br/>
       <w:br/>
     </w:r>

--- a/klagomål/A 40137-2025 FSC-klagomål.docx
+++ b/klagomål/A 40137-2025 FSC-klagomål.docx
@@ -883,7 +883,7 @@
     <w:r>
       <w:tab/>
       <w:tab/>
-      <w:t>2025-10-17</w:t>
+      <w:t>2025-10-18</w:t>
       <w:br/>
       <w:br/>
     </w:r>

--- a/klagomål/A 40137-2025 FSC-klagomål.docx
+++ b/klagomål/A 40137-2025 FSC-klagomål.docx
@@ -883,7 +883,7 @@
     <w:r>
       <w:tab/>
       <w:tab/>
-      <w:t>2025-10-18</w:t>
+      <w:t>2025-10-19</w:t>
       <w:br/>
       <w:br/>
     </w:r>

--- a/klagomål/A 40137-2025 FSC-klagomål.docx
+++ b/klagomål/A 40137-2025 FSC-klagomål.docx
@@ -883,7 +883,7 @@
     <w:r>
       <w:tab/>
       <w:tab/>
-      <w:t>2025-10-19</w:t>
+      <w:t>2025-10-20</w:t>
       <w:br/>
       <w:br/>
     </w:r>

--- a/klagomål/A 40137-2025 FSC-klagomål.docx
+++ b/klagomål/A 40137-2025 FSC-klagomål.docx
@@ -883,7 +883,7 @@
     <w:r>
       <w:tab/>
       <w:tab/>
-      <w:t>2025-10-20</w:t>
+      <w:t>2025-10-21</w:t>
       <w:br/>
       <w:br/>
     </w:r>

--- a/klagomål/A 40137-2025 FSC-klagomål.docx
+++ b/klagomål/A 40137-2025 FSC-klagomål.docx
@@ -282,6 +282,17 @@
       </w:r>
       <w:r>
         <w:t>, rödlistad som nära hotad och prioriterad art i Skogsvårdslagen har häckningsrevir i anmälan. Arten har minskat kraftigt de senaste 30 åren och minskningstakten innevarande 10-årsperiod beräknas till 20 (10–30) %. Talltitan är synnerligen trogen sitt cirka 15 hektar stora revir och är beroende av flerskiktade olikåldriga skogar för att kunna föda upp sina ungar. Talltitan försvinner om dess livsmiljö kalavverkas (Eggers &amp; Low (2014); Ekman (1979); Griesser et al (2007); Klein (2020); Siffczyk et al (2003); SLU Artdatabanken (2021).</w:t>
+      </w:r>
+    </w:p>
+    <w:p>
+      <w:r>
+        <w:rPr>
+          <w:b/>
+        </w:rPr>
+        <w:t>Tjäder (§4)</w:t>
+      </w:r>
+      <w:r>
+        <w:t xml:space="preserve"> är en utpräglad skogsfågel knuten till större sammanhängande barrskogsområden. Tupparna och hönorna utnyttjar till viss del olika miljöer, och habitatvalet varierar dessutom mellan olika delar av året. För att det ska finnas livskraftiga tjäderbestånd krävs funktionella skogslandskap med en blandning av uppvuxen, gles och luckig skog, täta sumpskogar, myrar och andra små våtmarker. Arten försvinner när skogen fragmenteras och den sammanlagda arealen hyggen och andra öppna områden blir för stor. Ett småskaligt och försiktigt virkesuttag genom hyggesfria metoder kan i vissa fall vara möjligt i området inom 200 m från lekcentrum. Längre ut från lekcentrum, inom 200–500 m bör den avverkade ytan inte överskrida 1 hektar för att undvika alltför stora och snabba förändringar (Skogsstyrelsen, 2019).</w:t>
       </w:r>
     </w:p>
     <w:p>
@@ -883,7 +894,7 @@
     <w:r>
       <w:tab/>
       <w:tab/>
-      <w:t>2025-10-21</w:t>
+      <w:t>2025-10-22</w:t>
       <w:br/>
       <w:br/>
     </w:r>

--- a/klagomål/A 40137-2025 FSC-klagomål.docx
+++ b/klagomål/A 40137-2025 FSC-klagomål.docx
@@ -894,7 +894,7 @@
     <w:r>
       <w:tab/>
       <w:tab/>
-      <w:t>2025-10-22</w:t>
+      <w:t>2025-10-23</w:t>
       <w:br/>
       <w:br/>
     </w:r>

--- a/klagomål/A 40137-2025 FSC-klagomål.docx
+++ b/klagomål/A 40137-2025 FSC-klagomål.docx
@@ -894,7 +894,7 @@
     <w:r>
       <w:tab/>
       <w:tab/>
-      <w:t>2025-10-23</w:t>
+      <w:t>2025-10-24</w:t>
       <w:br/>
       <w:br/>
     </w:r>

--- a/klagomål/A 40137-2025 FSC-klagomål.docx
+++ b/klagomål/A 40137-2025 FSC-klagomål.docx
@@ -894,7 +894,7 @@
     <w:r>
       <w:tab/>
       <w:tab/>
-      <w:t>2025-10-24</w:t>
+      <w:t>2025-10-25</w:t>
       <w:br/>
       <w:br/>
     </w:r>

--- a/klagomål/A 40137-2025 FSC-klagomål.docx
+++ b/klagomål/A 40137-2025 FSC-klagomål.docx
@@ -894,7 +894,7 @@
     <w:r>
       <w:tab/>
       <w:tab/>
-      <w:t>2025-10-25</w:t>
+      <w:t>2025-10-26</w:t>
       <w:br/>
       <w:br/>
     </w:r>

--- a/klagomål/A 40137-2025 FSC-klagomål.docx
+++ b/klagomål/A 40137-2025 FSC-klagomål.docx
@@ -894,7 +894,7 @@
     <w:r>
       <w:tab/>
       <w:tab/>
-      <w:t>2025-10-26</w:t>
+      <w:t>2025-10-27</w:t>
       <w:br/>
       <w:br/>
     </w:r>

--- a/klagomål/A 40137-2025 FSC-klagomål.docx
+++ b/klagomål/A 40137-2025 FSC-klagomål.docx
@@ -894,7 +894,7 @@
     <w:r>
       <w:tab/>
       <w:tab/>
-      <w:t>2025-10-27</w:t>
+      <w:t>2025-10-28</w:t>
       <w:br/>
       <w:br/>
     </w:r>

--- a/klagomål/A 40137-2025 FSC-klagomål.docx
+++ b/klagomål/A 40137-2025 FSC-klagomål.docx
@@ -894,7 +894,7 @@
     <w:r>
       <w:tab/>
       <w:tab/>
-      <w:t>2025-10-28</w:t>
+      <w:t>2025-10-29</w:t>
       <w:br/>
       <w:br/>
     </w:r>

--- a/klagomål/A 40137-2025 FSC-klagomål.docx
+++ b/klagomål/A 40137-2025 FSC-klagomål.docx
@@ -894,7 +894,7 @@
     <w:r>
       <w:tab/>
       <w:tab/>
-      <w:t>2025-10-29</w:t>
+      <w:t>2025-10-30</w:t>
       <w:br/>
       <w:br/>
     </w:r>

--- a/klagomål/A 40137-2025 FSC-klagomål.docx
+++ b/klagomål/A 40137-2025 FSC-klagomål.docx
@@ -894,7 +894,7 @@
     <w:r>
       <w:tab/>
       <w:tab/>
-      <w:t>2025-10-30</w:t>
+      <w:t>2025-10-31</w:t>
       <w:br/>
       <w:br/>
     </w:r>

--- a/klagomål/A 40137-2025 FSC-klagomål.docx
+++ b/klagomål/A 40137-2025 FSC-klagomål.docx
@@ -894,7 +894,7 @@
     <w:r>
       <w:tab/>
       <w:tab/>
-      <w:t>2025-10-31</w:t>
+      <w:t>2025-11-01</w:t>
       <w:br/>
       <w:br/>
     </w:r>

--- a/klagomål/A 40137-2025 FSC-klagomål.docx
+++ b/klagomål/A 40137-2025 FSC-klagomål.docx
@@ -894,7 +894,7 @@
     <w:r>
       <w:tab/>
       <w:tab/>
-      <w:t>2025-11-01</w:t>
+      <w:t>2025-11-02</w:t>
       <w:br/>
       <w:br/>
     </w:r>

--- a/klagomål/A 40137-2025 FSC-klagomål.docx
+++ b/klagomål/A 40137-2025 FSC-klagomål.docx
@@ -894,7 +894,7 @@
     <w:r>
       <w:tab/>
       <w:tab/>
-      <w:t>2025-11-02</w:t>
+      <w:t>2025-11-03</w:t>
       <w:br/>
       <w:br/>
     </w:r>

--- a/klagomål/A 40137-2025 FSC-klagomål.docx
+++ b/klagomål/A 40137-2025 FSC-klagomål.docx
@@ -894,7 +894,7 @@
     <w:r>
       <w:tab/>
       <w:tab/>
-      <w:t>2025-11-03</w:t>
+      <w:t>2025-11-04</w:t>
       <w:br/>
       <w:br/>
     </w:r>

--- a/klagomål/A 40137-2025 FSC-klagomål.docx
+++ b/klagomål/A 40137-2025 FSC-klagomål.docx
@@ -894,7 +894,7 @@
     <w:r>
       <w:tab/>
       <w:tab/>
-      <w:t>2025-11-04</w:t>
+      <w:t>2025-11-05</w:t>
       <w:br/>
       <w:br/>
     </w:r>

--- a/klagomål/A 40137-2025 FSC-klagomål.docx
+++ b/klagomål/A 40137-2025 FSC-klagomål.docx
@@ -894,7 +894,7 @@
     <w:r>
       <w:tab/>
       <w:tab/>
-      <w:t>2025-11-05</w:t>
+      <w:t>2025-11-06</w:t>
       <w:br/>
       <w:br/>
     </w:r>

--- a/klagomål/A 40137-2025 FSC-klagomål.docx
+++ b/klagomål/A 40137-2025 FSC-klagomål.docx
@@ -894,7 +894,7 @@
     <w:r>
       <w:tab/>
       <w:tab/>
-      <w:t>2025-11-06</w:t>
+      <w:t>2025-11-07</w:t>
       <w:br/>
       <w:br/>
     </w:r>

--- a/klagomål/A 40137-2025 FSC-klagomål.docx
+++ b/klagomål/A 40137-2025 FSC-klagomål.docx
@@ -894,7 +894,7 @@
     <w:r>
       <w:tab/>
       <w:tab/>
-      <w:t>2025-11-07</w:t>
+      <w:t>2025-11-08</w:t>
       <w:br/>
       <w:br/>
     </w:r>

--- a/klagomål/A 40137-2025 FSC-klagomål.docx
+++ b/klagomål/A 40137-2025 FSC-klagomål.docx
@@ -894,7 +894,7 @@
     <w:r>
       <w:tab/>
       <w:tab/>
-      <w:t>2025-11-08</w:t>
+      <w:t>2025-11-09</w:t>
       <w:br/>
       <w:br/>
     </w:r>

--- a/klagomål/A 40137-2025 FSC-klagomål.docx
+++ b/klagomål/A 40137-2025 FSC-klagomål.docx
@@ -894,7 +894,7 @@
     <w:r>
       <w:tab/>
       <w:tab/>
-      <w:t>2025-11-09</w:t>
+      <w:t>2025-11-10</w:t>
       <w:br/>
       <w:br/>
     </w:r>

--- a/klagomål/A 40137-2025 FSC-klagomål.docx
+++ b/klagomål/A 40137-2025 FSC-klagomål.docx
@@ -894,7 +894,7 @@
     <w:r>
       <w:tab/>
       <w:tab/>
-      <w:t>2025-11-10</w:t>
+      <w:t>2025-11-11</w:t>
       <w:br/>
       <w:br/>
     </w:r>

--- a/klagomål/A 40137-2025 FSC-klagomål.docx
+++ b/klagomål/A 40137-2025 FSC-klagomål.docx
@@ -894,7 +894,7 @@
     <w:r>
       <w:tab/>
       <w:tab/>
-      <w:t>2025-11-11</w:t>
+      <w:t>2025-11-12</w:t>
       <w:br/>
       <w:br/>
     </w:r>

--- a/klagomål/A 40137-2025 FSC-klagomål.docx
+++ b/klagomål/A 40137-2025 FSC-klagomål.docx
@@ -894,7 +894,7 @@
     <w:r>
       <w:tab/>
       <w:tab/>
-      <w:t>2025-11-12</w:t>
+      <w:t>2025-11-13</w:t>
       <w:br/>
       <w:br/>
     </w:r>

--- a/klagomål/A 40137-2025 FSC-klagomål.docx
+++ b/klagomål/A 40137-2025 FSC-klagomål.docx
@@ -894,7 +894,7 @@
     <w:r>
       <w:tab/>
       <w:tab/>
-      <w:t>2025-11-13</w:t>
+      <w:t>2025-11-14</w:t>
       <w:br/>
       <w:br/>
     </w:r>

--- a/klagomål/A 40137-2025 FSC-klagomål.docx
+++ b/klagomål/A 40137-2025 FSC-klagomål.docx
@@ -894,7 +894,7 @@
     <w:r>
       <w:tab/>
       <w:tab/>
-      <w:t>2025-11-14</w:t>
+      <w:t>2025-11-15</w:t>
       <w:br/>
       <w:br/>
     </w:r>

--- a/klagomål/A 40137-2025 FSC-klagomål.docx
+++ b/klagomål/A 40137-2025 FSC-klagomål.docx
@@ -894,7 +894,7 @@
     <w:r>
       <w:tab/>
       <w:tab/>
-      <w:t>2025-11-15</w:t>
+      <w:t>2025-11-20</w:t>
       <w:br/>
       <w:br/>
     </w:r>

--- a/klagomål/A 40137-2025 FSC-klagomål.docx
+++ b/klagomål/A 40137-2025 FSC-klagomål.docx
@@ -894,7 +894,7 @@
     <w:r>
       <w:tab/>
       <w:tab/>
-      <w:t>2025-11-20</w:t>
+      <w:t>2025-11-21</w:t>
       <w:br/>
       <w:br/>
     </w:r>

--- a/klagomål/A 40137-2025 FSC-klagomål.docx
+++ b/klagomål/A 40137-2025 FSC-klagomål.docx
@@ -894,7 +894,7 @@
     <w:r>
       <w:tab/>
       <w:tab/>
-      <w:t>2025-11-21</w:t>
+      <w:t>2025-11-22</w:t>
       <w:br/>
       <w:br/>
     </w:r>

--- a/klagomål/A 40137-2025 FSC-klagomål.docx
+++ b/klagomål/A 40137-2025 FSC-klagomål.docx
@@ -894,7 +894,7 @@
     <w:r>
       <w:tab/>
       <w:tab/>
-      <w:t>2025-11-22</w:t>
+      <w:t>2025-11-23</w:t>
       <w:br/>
       <w:br/>
     </w:r>

--- a/klagomål/A 40137-2025 FSC-klagomål.docx
+++ b/klagomål/A 40137-2025 FSC-klagomål.docx
@@ -894,7 +894,7 @@
     <w:r>
       <w:tab/>
       <w:tab/>
-      <w:t>2025-11-23</w:t>
+      <w:t>2025-11-24</w:t>
       <w:br/>
       <w:br/>
     </w:r>

--- a/klagomål/A 40137-2025 FSC-klagomål.docx
+++ b/klagomål/A 40137-2025 FSC-klagomål.docx
@@ -894,7 +894,7 @@
     <w:r>
       <w:tab/>
       <w:tab/>
-      <w:t>2025-11-24</w:t>
+      <w:t>2025-11-25</w:t>
       <w:br/>
       <w:br/>
     </w:r>

--- a/klagomål/A 40137-2025 FSC-klagomål.docx
+++ b/klagomål/A 40137-2025 FSC-klagomål.docx
@@ -894,7 +894,7 @@
     <w:r>
       <w:tab/>
       <w:tab/>
-      <w:t>2025-11-25</w:t>
+      <w:t>2025-11-26</w:t>
       <w:br/>
       <w:br/>
     </w:r>

--- a/klagomål/A 40137-2025 FSC-klagomål.docx
+++ b/klagomål/A 40137-2025 FSC-klagomål.docx
@@ -894,7 +894,7 @@
     <w:r>
       <w:tab/>
       <w:tab/>
-      <w:t>2025-11-26</w:t>
+      <w:t>2025-11-27</w:t>
       <w:br/>
       <w:br/>
     </w:r>

--- a/klagomål/A 40137-2025 FSC-klagomål.docx
+++ b/klagomål/A 40137-2025 FSC-klagomål.docx
@@ -894,7 +894,7 @@
     <w:r>
       <w:tab/>
       <w:tab/>
-      <w:t>2025-11-27</w:t>
+      <w:t>2025-11-28</w:t>
       <w:br/>
       <w:br/>
     </w:r>

--- a/klagomål/A 40137-2025 FSC-klagomål.docx
+++ b/klagomål/A 40137-2025 FSC-klagomål.docx
@@ -894,7 +894,7 @@
     <w:r>
       <w:tab/>
       <w:tab/>
-      <w:t>2025-11-28</w:t>
+      <w:t>2025-11-29</w:t>
       <w:br/>
       <w:br/>
     </w:r>

--- a/klagomål/A 40137-2025 FSC-klagomål.docx
+++ b/klagomål/A 40137-2025 FSC-klagomål.docx
@@ -894,7 +894,7 @@
     <w:r>
       <w:tab/>
       <w:tab/>
-      <w:t>2025-11-29</w:t>
+      <w:t>2025-11-30</w:t>
       <w:br/>
       <w:br/>
     </w:r>

--- a/klagomål/A 40137-2025 FSC-klagomål.docx
+++ b/klagomål/A 40137-2025 FSC-klagomål.docx
@@ -894,7 +894,7 @@
     <w:r>
       <w:tab/>
       <w:tab/>
-      <w:t>2025-11-30</w:t>
+      <w:t>2025-12-01</w:t>
       <w:br/>
       <w:br/>
     </w:r>

--- a/klagomål/A 40137-2025 FSC-klagomål.docx
+++ b/klagomål/A 40137-2025 FSC-klagomål.docx
@@ -894,7 +894,7 @@
     <w:r>
       <w:tab/>
       <w:tab/>
-      <w:t>2025-12-01</w:t>
+      <w:t>2025-12-02</w:t>
       <w:br/>
       <w:br/>
     </w:r>

--- a/klagomål/A 40137-2025 FSC-klagomål.docx
+++ b/klagomål/A 40137-2025 FSC-klagomål.docx
@@ -894,7 +894,7 @@
     <w:r>
       <w:tab/>
       <w:tab/>
-      <w:t>2025-12-02</w:t>
+      <w:t>2025-12-03</w:t>
       <w:br/>
       <w:br/>
     </w:r>

--- a/klagomål/A 40137-2025 FSC-klagomål.docx
+++ b/klagomål/A 40137-2025 FSC-klagomål.docx
@@ -894,7 +894,7 @@
     <w:r>
       <w:tab/>
       <w:tab/>
-      <w:t>2025-12-03</w:t>
+      <w:t>2025-12-04</w:t>
       <w:br/>
       <w:br/>
     </w:r>

--- a/klagomål/A 40137-2025 FSC-klagomål.docx
+++ b/klagomål/A 40137-2025 FSC-klagomål.docx
@@ -894,7 +894,7 @@
     <w:r>
       <w:tab/>
       <w:tab/>
-      <w:t>2025-12-04</w:t>
+      <w:t>2025-12-05</w:t>
       <w:br/>
       <w:br/>
     </w:r>

--- a/klagomål/A 40137-2025 FSC-klagomål.docx
+++ b/klagomål/A 40137-2025 FSC-klagomål.docx
@@ -894,7 +894,7 @@
     <w:r>
       <w:tab/>
       <w:tab/>
-      <w:t>2025-12-05</w:t>
+      <w:t>2025-12-06</w:t>
       <w:br/>
       <w:br/>
     </w:r>

--- a/klagomål/A 40137-2025 FSC-klagomål.docx
+++ b/klagomål/A 40137-2025 FSC-klagomål.docx
@@ -894,7 +894,7 @@
     <w:r>
       <w:tab/>
       <w:tab/>
-      <w:t>2025-12-06</w:t>
+      <w:t>2025-12-07</w:t>
       <w:br/>
       <w:br/>
     </w:r>

--- a/klagomål/A 40137-2025 FSC-klagomål.docx
+++ b/klagomål/A 40137-2025 FSC-klagomål.docx
@@ -894,7 +894,7 @@
     <w:r>
       <w:tab/>
       <w:tab/>
-      <w:t>2025-12-07</w:t>
+      <w:t>2025-12-08</w:t>
       <w:br/>
       <w:br/>
     </w:r>

--- a/klagomål/A 40137-2025 FSC-klagomål.docx
+++ b/klagomål/A 40137-2025 FSC-klagomål.docx
@@ -894,7 +894,7 @@
     <w:r>
       <w:tab/>
       <w:tab/>
-      <w:t>2025-12-08</w:t>
+      <w:t>2025-12-09</w:t>
       <w:br/>
       <w:br/>
     </w:r>

--- a/klagomål/A 40137-2025 FSC-klagomål.docx
+++ b/klagomål/A 40137-2025 FSC-klagomål.docx
@@ -894,7 +894,7 @@
     <w:r>
       <w:tab/>
       <w:tab/>
-      <w:t>2025-12-09</w:t>
+      <w:t>2025-12-10</w:t>
       <w:br/>
       <w:br/>
     </w:r>

--- a/klagomål/A 40137-2025 FSC-klagomål.docx
+++ b/klagomål/A 40137-2025 FSC-klagomål.docx
@@ -894,7 +894,7 @@
     <w:r>
       <w:tab/>
       <w:tab/>
-      <w:t>2025-12-10</w:t>
+      <w:t>2025-12-11</w:t>
       <w:br/>
       <w:br/>
     </w:r>
